--- a/docs/PonniRAG — Architecture Decision Record (ADR).docx
+++ b/docs/PonniRAG — Architecture Decision Record (ADR).docx
@@ -4333,6 +4333,21 @@
         </w:rPr>
       </w:r>
     </w:p>
+    <w:p>
+      <w:r>
+        <w:t xml:space="preserve">Key decisions: Prompt guardrails (injection detection, query sanitization, output leakage prevention). 15-category article taxonomy with hybrid tagger (rule-based + TF-IDF). Magazine registry as single source of truth for volumes/issues/PDFs. S3 image proxy for cover images (no presigned URLs). Multi-turn conversation support with history validation. Pre-commit hooks enforced (Black, isort, flake8, gitleaks).</w:t>
+      </w:r>
+    </w:p>
+    <w:p/>
+    <w:p>
+      <w:pPr>
+        <w:pStyle w:val="Heading3"/>
+      </w:pPr>
+      <w:r>
+        <w:t xml:space="preserve">Phase 9: Guardrails, Tagging &amp; Registry (Mar 2026)</w:t>
+      </w:r>
+    </w:p>
+    <w:p/>
     <w:p>
       <w:pPr>
         <w:pStyle w:val="Heading2"/>
@@ -14060,46 +14075,171 @@
         <w:t xml:space="preserve">The trade-off is that character-level metrics can over-credit superficially similar but semantically different text. The 50% semantic similarity weight mitigates this. BERTScore adds token-level precision at the cost of additional compute (one model forward pass per evaluation pair).</w:t>
       </w:r>
     </w:p>
-    <w:p>
-      <w:pPr>
-        <w:keepNext w:val="0"/>
-        <w:keepLines w:val="0"/>
-        <w:pageBreakBefore w:val="0"/>
-        <w:widowControl w:val="1"/>
-        <w:pBdr>
-          <w:top w:space="0" w:sz="0" w:val="nil"/>
-          <w:left w:space="0" w:sz="0" w:val="nil"/>
-          <w:bottom w:space="0" w:sz="0" w:val="nil"/>
-          <w:right w:space="0" w:sz="0" w:val="nil"/>
-          <w:between w:space="0" w:sz="0" w:val="nil"/>
-        </w:pBdr>
-        <w:shd w:fill="auto" w:val="clear"/>
-        <w:spacing w:after="0" w:before="0" w:line="276" w:lineRule="auto"/>
-        <w:ind w:left="0" w:right="0" w:firstLine="0"/>
-        <w:jc w:val="left"/>
-        <w:rPr/>
-      </w:pPr>
-      <w:r>
-        <w:rPr>
-          <w:rtl w:val="0"/>
-        </w:rPr>
-      </w:r>
-    </w:p>
-    <w:p>
-      <w:pPr>
-        <w:rPr/>
-      </w:pPr>
-      <w:r>
-        <w:pict>
-          <v:rect style="width:0.0pt;height:1.5pt" o:hr="t" o:hrstd="t" o:hralign="center" fillcolor="#A0A0A0" stroked="f"/>
-        </w:pict>
-      </w:r>
-      <w:r>
-        <w:rPr>
-          <w:rtl w:val="0"/>
-        </w:rPr>
-      </w:r>
-    </w:p>
+    <w:p/>
+    <w:p>
+      <w:pPr>
+        <w:pStyle w:val="Heading3"/>
+      </w:pPr>
+      <w:r>
+        <w:t xml:space="preserve">ADR-013: Prompt Guardrails</w:t>
+      </w:r>
+    </w:p>
+    <w:p>
+      <w:r>
+        <w:t xml:space="preserve">Status: Accepted</w:t>
+      </w:r>
+    </w:p>
+    <w:p/>
+    <w:p>
+      <w:r>
+        <w:t xml:space="preserve">Context: As a public-facing system, PonniRAG is exposed to prompt injection attacks — users can craft inputs that override system instructions, extract internal prompts, or leak API keys. A defense-in-depth approach is needed.</w:t>
+      </w:r>
+    </w:p>
+    <w:p/>
+    <w:p>
+      <w:r>
+        <w:t xml:space="preserve">Decision: We will implement a stateless guardrails module (guardrails.py) with four layers: (1) Input sanitization — strip control characters, quotes, separators; NFC normalize. (2) Injection detection — HIGH patterns block the request; MEDIUM patterns log a warning. (3) History validation — enforce alternating roles, truncate at 5000 chars/turn, drop HIGH injection turns. (4) Output guardrails — check LLM responses for leakage; replace with safe Tamil refusal.</w:t>
+      </w:r>
+    </w:p>
+    <w:p/>
+    <w:p>
+      <w:r>
+        <w:t xml:space="preserve">Consequences: All functions are pure, stateless, zero project dependencies — easily testable. Quote stripping also fixes 422 errors from quoted Tamil names.</w:t>
+      </w:r>
+    </w:p>
+    <w:p/>
+    <w:p/>
+    <w:p>
+      <w:pPr>
+        <w:pStyle w:val="Heading3"/>
+      </w:pPr>
+      <w:r>
+        <w:t xml:space="preserve">ADR-014: Article Tagging System</w:t>
+      </w:r>
+    </w:p>
+    <w:p>
+      <w:r>
+        <w:t xml:space="preserve">Status: Accepted</w:t>
+      </w:r>
+    </w:p>
+    <w:p/>
+    <w:p>
+      <w:r>
+        <w:t xml:space="preserve">Context: 3000+ articles need content-type classification. Manual tagging is not feasible. LLM-based tagging is expensive and non-deterministic.</w:t>
+      </w:r>
+    </w:p>
+    <w:p/>
+    <w:p>
+      <w:r>
+        <w:t xml:space="preserve">Decision: Hybrid offline tagger (article_tagger.py) with 15-category taxonomy. Rule-based pattern matching + TF-IDF fallback. 1–3 tags per article. Categories: FICTION, EDITORIAL, LITERARY_REVIEW, POETRY, QA_COLUMN, ARTS_CULTURE, SATIRE_HUMOR, CLASSICAL_LIT, PUBLIC_FORUM, WOMENS_ISSUES, RELIGIOUS_DEBATE, CHILDRENS, POLITICAL, BIOGRAPHY, GENERAL.</w:t>
+      </w:r>
+    </w:p>
+    <w:p/>
+    <w:p>
+      <w:r>
+        <w:t xml:space="preserve">Consequences: Fully offline, deterministic, fast (&lt;1s). Tags stored in Qdrant payload and summary.csv. Frontend TagBrowse and /api/tags expose categories.</w:t>
+      </w:r>
+    </w:p>
+    <w:p/>
+    <w:p/>
+    <w:p>
+      <w:pPr>
+        <w:pStyle w:val="Heading3"/>
+      </w:pPr>
+      <w:r>
+        <w:t xml:space="preserve">ADR-015: Magazine Registry</w:t>
+      </w:r>
+    </w:p>
+    <w:p>
+      <w:r>
+        <w:t xml:space="preserve">Status: Accepted</w:t>
+      </w:r>
+    </w:p>
+    <w:p/>
+    <w:p>
+      <w:r>
+        <w:t xml:space="preserve">Context: Volume/issue metadata was hardcoded across multiple files. Adding issues required 3+ file edits.</w:t>
+      </w:r>
+    </w:p>
+    <w:p/>
+    <w:p>
+      <w:r>
+        <w:t xml:space="preserve">Decision: Single JSON registry (config/magazine_registry.json) as sole source of truth. Issue numbers are strings (supports "PONGAL"). Deleted: pdf_links.py, volumeImages.js.</w:t>
+      </w:r>
+    </w:p>
+    <w:p/>
+    <w:p>
+      <w:r>
+        <w:t xml:space="preserve">Consequences: Adding issues requires editing only magazine_registry.json. Frontend is fully dynamic and API-driven.</w:t>
+      </w:r>
+    </w:p>
+    <w:p/>
+    <w:p/>
+    <w:p>
+      <w:pPr>
+        <w:pStyle w:val="Heading3"/>
+      </w:pPr>
+      <w:r>
+        <w:t xml:space="preserve">ADR-016: S3 Image Proxy</w:t>
+      </w:r>
+    </w:p>
+    <w:p>
+      <w:r>
+        <w:t xml:space="preserve">Status: Accepted</w:t>
+      </w:r>
+    </w:p>
+    <w:p/>
+    <w:p>
+      <w:r>
+        <w:t xml:space="preserve">Context: S3 presigned URLs expire, causing broken cover images. Direct public access requires permissive bucket policies.</w:t>
+      </w:r>
+    </w:p>
+    <w:p/>
+    <w:p>
+      <w:r>
+        <w:t xml:space="preserve">Decision: Proxy S3 images through FastAPI: /api/images/volumes/{id}/cover and /api/images/volumes/{id}/issues/{issue}/cover. Cache-Control: 1 hour. Fallback: .png then .jpg.</w:t>
+      </w:r>
+    </w:p>
+    <w:p/>
+    <w:p>
+      <w:r>
+        <w:t xml:space="preserve">Consequences: Proxy endpoints never expire. Browser caching reduces S3 requests.</w:t>
+      </w:r>
+    </w:p>
+    <w:p/>
+    <w:p/>
+    <w:p>
+      <w:pPr>
+        <w:pStyle w:val="Heading3"/>
+      </w:pPr>
+      <w:r>
+        <w:t xml:space="preserve">ADR-017: Multi-Turn Conversation</w:t>
+      </w:r>
+    </w:p>
+    <w:p>
+      <w:r>
+        <w:t xml:space="preserve">Status: Accepted</w:t>
+      </w:r>
+    </w:p>
+    <w:p/>
+    <w:p>
+      <w:r>
+        <w:t xml:space="preserve">Context: Users ask follow-up questions. Without conversation context, each query is independent.</w:t>
+      </w:r>
+    </w:p>
+    <w:p/>
+    <w:p>
+      <w:r>
+        <w:t xml:space="preserve">Decision: Frontend sends last 3 Q&amp;A turns (6 messages) as history. Backend validates via guardrails. Cache skipped when history present.</w:t>
+      </w:r>
+    </w:p>
+    <w:p/>
+    <w:p>
+      <w:r>
+        <w:t xml:space="preserve">Consequences: Natural follow-up conversations. 3-turn window balances context with token budget.</w:t>
+      </w:r>
+    </w:p>
+    <w:p/>
     <w:p>
       <w:pPr>
         <w:pStyle w:val="Heading2"/>
